--- a/episodes/The_Dark_Rise_Episode_95.docx
+++ b/episodes/The_Dark_Rise_Episode_95.docx
@@ -135,7 +135,7 @@
           <w:sz w:val="24"/>
           <w:szCs w:val="24"/>
         </w:rPr>
-        <w:t xml:space="preserve">Elder Maka found Adaugo at the ak-pu tree's edge that same afternoon, practicing the small, careful working she had been taught only the week before, and watched her complete it clean on the third attempt without needing correction. "You are ready for the next rite," Elder Maka said simply, and the words carried a weight Adaugo felt settle into her chest, another step taken, however quietly, toward becoming the woman this village would one day need her to be.</w:t>
+        <w:t xml:space="preserve">Elder Maka found Adaugo at the iroko tree's edge that same afternoon, practicing the small, careful working she had been taught only the week before, and watched her complete it clean on the third attempt without needing correction. "You are ready for the next rite," Elder Maka said simply, and the words carried a weight Adaugo felt settle into her chest, another step taken, however quietly, toward becoming the woman this village would one day need her to be.</w:t>
       </w:r>
     </w:p>
     <w:p>

--- a/episodes/The_Dark_Rise_Episode_95.docx
+++ b/episodes/The_Dark_Rise_Episode_95.docx
@@ -140,20 +140,7 @@
     </w:p>
     <w:p>
       <w:pPr>
-        <w:spacing w:after="0" w:line="360"/>
-      </w:pPr>
-      <w:r>
-        <w:rPr>
-          <w:rFonts w:ascii="Georgia" w:hAnsi="Georgia" w:cs="Georgia"/>
-          <w:sz w:val="24"/>
-          <w:szCs w:val="24"/>
-        </w:rPr>
-        <w:t xml:space="preserve"/>
-      </w:r>
-    </w:p>
-    <w:p>
-      <w:pPr>
-        <w:spacing w:after="60" w:line="360"/>
+        <w:spacing w:after="60" w:line="360" w:before="480"/>
         <w:ind w:firstLine="360"/>
       </w:pPr>
       <w:r>
@@ -251,20 +238,7 @@
     </w:p>
     <w:p>
       <w:pPr>
-        <w:spacing w:after="0" w:line="360"/>
-      </w:pPr>
-      <w:r>
-        <w:rPr>
-          <w:rFonts w:ascii="Georgia" w:hAnsi="Georgia" w:cs="Georgia"/>
-          <w:sz w:val="24"/>
-          <w:szCs w:val="24"/>
-        </w:rPr>
-        <w:t xml:space="preserve"/>
-      </w:r>
-    </w:p>
-    <w:p>
-      <w:pPr>
-        <w:spacing w:after="60" w:line="360"/>
+        <w:spacing w:after="60" w:line="360" w:before="480"/>
         <w:ind w:firstLine="360"/>
       </w:pPr>
       <w:r>
